--- a/Final/עבודה מסכמת.docx
+++ b/Final/עבודה מסכמת.docx
@@ -13834,56 +13834,78 @@
           <w:rFonts w:eastAsiaTheme="minorEastAsia" w:hint="cs"/>
           <w:rtl/>
         </w:rPr>
-        <w:t xml:space="preserve"> זה מוגדר בצורה זהה לשדה החשמלי, אין טעם להציג אותו.</w:t>
-      </w:r>
-      <w:r>
-        <w:rPr>
-          <w:rFonts w:eastAsiaTheme="minorEastAsia"/>
-          <w:rtl/>
-        </w:rPr>
-        <w:br/>
-      </w:r>
-      <w:r>
-        <w:rPr>
-          <w:rFonts w:eastAsiaTheme="minorEastAsia" w:hint="cs"/>
-          <w:rtl/>
-        </w:rPr>
-        <w:t xml:space="preserve">כמו כן, ניתן לראות בצורה מאוד ברורה, כי השדה במרכז </w:t>
-      </w:r>
-      <w:proofErr w:type="spellStart"/>
-      <w:r>
-        <w:rPr>
-          <w:rFonts w:eastAsiaTheme="minorEastAsia" w:hint="cs"/>
-          <w:rtl/>
-        </w:rPr>
-        <w:t>הסקטרומטר</w:t>
-      </w:r>
-      <w:proofErr w:type="spellEnd"/>
-      <w:r>
-        <w:rPr>
-          <w:rFonts w:eastAsiaTheme="minorEastAsia" w:hint="cs"/>
-          <w:rtl/>
-        </w:rPr>
-        <w:t xml:space="preserve"> יוצר שדה מגנטי אחיד, בעוד בקצוות מתחילים עיקולים. דבר נוסף, הקפיצה בערך השדה, נוצרת מתנאי השפה שבחרתי, שהם חדים. </w:t>
-      </w:r>
-      <w:proofErr w:type="spellStart"/>
-      <w:r>
-        <w:rPr>
-          <w:rFonts w:eastAsiaTheme="minorEastAsia" w:hint="cs"/>
-          <w:rtl/>
-        </w:rPr>
-        <w:t>בהמך</w:t>
-      </w:r>
-      <w:proofErr w:type="spellEnd"/>
-      <w:r>
-        <w:rPr>
-          <w:rFonts w:eastAsiaTheme="minorEastAsia" w:hint="cs"/>
-          <w:rtl/>
-        </w:rPr>
-        <w:t xml:space="preserve"> אם יהיה צורך ניתן לשנות בקלות את הגבולות ותנאי השפה ולקבל פתרון לשדות חלקים יותר, או לחילופין אקזוטיים יותר</w:t>
+        <w:t xml:space="preserve"> זה מוגדר בצורה זהה לשדה החשמ</w:t>
       </w:r>
       <w:bookmarkStart w:id="0" w:name="_GoBack"/>
       <w:bookmarkEnd w:id="0"/>
+      <w:r>
+        <w:rPr>
+          <w:rFonts w:eastAsiaTheme="minorEastAsia" w:hint="cs"/>
+          <w:rtl/>
+        </w:rPr>
+        <w:t>לי, אין טעם להציג אותו.</w:t>
+      </w:r>
+      <w:r>
+        <w:rPr>
+          <w:rFonts w:eastAsiaTheme="minorEastAsia"/>
+          <w:rtl/>
+        </w:rPr>
+        <w:br/>
+      </w:r>
+      <w:r>
+        <w:rPr>
+          <w:rFonts w:eastAsiaTheme="minorEastAsia" w:hint="cs"/>
+          <w:rtl/>
+        </w:rPr>
+        <w:t xml:space="preserve">כמו כן, ניתן לראות בצורה מאוד ברורה, כי השדה במרכז </w:t>
+      </w:r>
+      <w:proofErr w:type="spellStart"/>
+      <w:r>
+        <w:rPr>
+          <w:rFonts w:eastAsiaTheme="minorEastAsia" w:hint="cs"/>
+          <w:rtl/>
+        </w:rPr>
+        <w:t>הסקטרומטר</w:t>
+      </w:r>
+      <w:proofErr w:type="spellEnd"/>
+      <w:r>
+        <w:rPr>
+          <w:rFonts w:eastAsiaTheme="minorEastAsia" w:hint="cs"/>
+          <w:rtl/>
+        </w:rPr>
+        <w:t xml:space="preserve"> יוצר שדה מגנטי אחיד, בעוד בקצוות מתחילים עיקולים. דבר נוסף, הקפיצה בערך השדה, נוצרת מתנאי השפה שבחרתי, שהם חדים. </w:t>
+      </w:r>
+      <w:proofErr w:type="spellStart"/>
+      <w:r>
+        <w:rPr>
+          <w:rFonts w:eastAsiaTheme="minorEastAsia" w:hint="cs"/>
+          <w:rtl/>
+        </w:rPr>
+        <w:t>בהמך</w:t>
+      </w:r>
+      <w:proofErr w:type="spellEnd"/>
+      <w:r>
+        <w:rPr>
+          <w:rFonts w:eastAsiaTheme="minorEastAsia" w:hint="cs"/>
+          <w:rtl/>
+        </w:rPr>
+        <w:t xml:space="preserve"> אם יהיה צורך ניתן לשנות בקלות את הגבולות ותנאי השפה ולקבל פתרון לשדות חלקים יותר, או לחילופין אקזוטיים יותר</w:t>
+      </w:r>
+      <w:r>
+        <w:rPr>
+          <w:rFonts w:eastAsiaTheme="minorEastAsia" w:hint="cs"/>
+          <w:rtl/>
+        </w:rPr>
+        <w:t>.</w:t>
+      </w:r>
+    </w:p>
+    <w:p>
+      <w:pPr>
+        <w:bidi/>
+        <w:rPr>
+          <w:rFonts w:eastAsiaTheme="minorEastAsia" w:hint="cs"/>
+        </w:rPr>
+      </w:pPr>
     </w:p>
     <w:p>
       <w:pPr>
@@ -13900,6 +13922,7 @@
           <w:rFonts w:eastAsiaTheme="minorEastAsia" w:hint="cs"/>
           <w:rtl/>
         </w:rPr>
+        <w:lastRenderedPageBreak/>
         <w:t>סיכום:</w:t>
       </w:r>
     </w:p>
@@ -14064,17 +14087,7 @@
           <w:szCs w:val="24"/>
           <w:rtl/>
         </w:rPr>
-        <w:t xml:space="preserve">בנקודת </w:t>
-      </w:r>
-      <w:r>
-        <w:rPr>
-          <w:rFonts w:ascii="Times New Roman" w:eastAsia="Times New Roman" w:hAnsi="Times New Roman" w:cs="Times New Roman"/>
-          <w:sz w:val="24"/>
-          <w:szCs w:val="24"/>
-          <w:rtl/>
-        </w:rPr>
-        <w:lastRenderedPageBreak/>
-        <w:t xml:space="preserve">החצייה של גבול </w:t>
+        <w:t xml:space="preserve">בנקודת החצייה של גבול </w:t>
       </w:r>
       <w:proofErr w:type="spellStart"/>
       <w:r>
